--- a/exports/quarto/docx/03_FedRAMP20x_Crosswalk.docx
+++ b/exports/quarto/docx/03_FedRAMP20x_Crosswalk.docx
@@ -23,7 +23,7 @@
         <w:pStyle w:val="Date"/>
       </w:pPr>
       <w:r>
-        <w:t xml:space="preserve">March 31, 2026</w:t>
+        <w:t xml:space="preserve">April 2, 2026</w:t>
       </w:r>
     </w:p>
     <w:sdt>
@@ -614,7 +614,29 @@
         <w:pStyle w:val="FirstParagraph"/>
       </w:pPr>
       <w:r>
-        <w:t xml:space="preserve">The crosswalk maps the Seven Core Concepts to NIST controls:</w:t>
+        <w:t xml:space="preserve">The crosswalk maps the Eight Core Concepts to NIST controls:</w:t>
+      </w:r>
+    </w:p>
+    <w:p>
+      <w:pPr>
+        <w:pStyle w:val="Compact"/>
+        <w:numPr>
+          <w:ilvl w:val="0"/>
+          <w:numId w:val="1003"/>
+        </w:numPr>
+      </w:pPr>
+      <w:r>
+        <w:rPr>
+          <w:b/>
+          <w:bCs/>
+        </w:rPr>
+        <w:t xml:space="preserve">Single Source of Truth (SSOT)</w:t>
+      </w:r>
+      <w:r>
+        <w:t xml:space="preserve"> </w:t>
+      </w:r>
+      <w:r>
+        <w:t xml:space="preserve">— UIAO operates on the principle that every claim has one authoritative origin. All other representations are pointers, not copies. This ensures provenance, prevents drift, and enables federated truth resolution across boundaries.</w:t>
       </w:r>
     </w:p>
     <w:p>
